--- a/4_Diari/02.04.2025 - Diario.docx
+++ b/4_Diari/02.04.2025 - Diario.docx
@@ -235,46 +235,6 @@
               <w:rPr>
                 <w:rFonts w:ascii="Arial" w:hAnsi="Arial" w:cs="Arial"/>
               </w:rPr>
-              <w:t>Tolto il reindirizzamento ad “</w:t>
-            </w:r>
-            <w:proofErr w:type="spellStart"/>
-            <w:r>
-              <w:rPr>
-                <w:rFonts w:ascii="Arial" w:hAnsi="Arial" w:cs="Arial"/>
-              </w:rPr>
-              <w:t>add</w:t>
-            </w:r>
-            <w:proofErr w:type="spellEnd"/>
-            <w:r>
-              <w:rPr>
-                <w:rFonts w:ascii="Arial" w:hAnsi="Arial" w:cs="Arial"/>
-              </w:rPr>
-              <w:t xml:space="preserve"> product” </w:t>
-            </w:r>
-            <w:bookmarkStart w:id="3" w:name="_GoBack"/>
-            <w:bookmarkEnd w:id="3"/>
-            <w:r>
-              <w:rPr>
-                <w:rFonts w:ascii="Arial" w:hAnsi="Arial" w:cs="Arial"/>
-              </w:rPr>
-              <w:t xml:space="preserve">ad una pagina inesistente </w:t>
-            </w:r>
-          </w:p>
-          <w:p>
-            <w:pPr>
-              <w:pStyle w:val="Paragrafoelenco"/>
-              <w:numPr>
-                <w:ilvl w:val="0"/>
-                <w:numId w:val="33"/>
-              </w:numPr>
-              <w:rPr>
-                <w:rFonts w:ascii="Arial" w:hAnsi="Arial" w:cs="Arial"/>
-              </w:rPr>
-            </w:pPr>
-            <w:r>
-              <w:rPr>
-                <w:rFonts w:ascii="Arial" w:hAnsi="Arial" w:cs="Arial"/>
-              </w:rPr>
               <w:t>Diario</w:t>
             </w:r>
           </w:p>
@@ -337,6 +297,146 @@
             <w:pPr>
               <w:rPr>
                 <w:rFonts w:ascii="Arial" w:hAnsi="Arial" w:cs="Arial"/>
+              </w:rPr>
+            </w:pPr>
+            <w:r>
+              <w:rPr>
+                <w:rFonts w:ascii="Arial" w:hAnsi="Arial" w:cs="Arial"/>
+              </w:rPr>
+              <w:t>Christian</w:t>
+            </w:r>
+            <w:r>
+              <w:rPr>
+                <w:rFonts w:ascii="Arial" w:hAnsi="Arial" w:cs="Arial"/>
+              </w:rPr>
+              <w:t>:</w:t>
+            </w:r>
+          </w:p>
+          <w:p>
+            <w:pPr>
+              <w:pStyle w:val="Paragrafoelenco"/>
+              <w:numPr>
+                <w:ilvl w:val="0"/>
+                <w:numId w:val="33"/>
+              </w:numPr>
+              <w:rPr>
+                <w:rFonts w:ascii="Arial" w:hAnsi="Arial" w:cs="Arial"/>
+              </w:rPr>
+            </w:pPr>
+            <w:r>
+              <w:rPr>
+                <w:rFonts w:ascii="Arial" w:hAnsi="Arial" w:cs="Arial"/>
+              </w:rPr>
+              <w:t>Cambiato i model in pagine</w:t>
+            </w:r>
+          </w:p>
+          <w:p>
+            <w:pPr>
+              <w:pStyle w:val="Paragrafoelenco"/>
+              <w:numPr>
+                <w:ilvl w:val="0"/>
+                <w:numId w:val="33"/>
+              </w:numPr>
+              <w:rPr>
+                <w:rFonts w:ascii="Arial" w:hAnsi="Arial" w:cs="Arial"/>
+              </w:rPr>
+            </w:pPr>
+            <w:r>
+              <w:rPr>
+                <w:rFonts w:ascii="Arial" w:hAnsi="Arial" w:cs="Arial"/>
+              </w:rPr>
+              <w:t>Form di aggiunta degli utenti per admin</w:t>
+            </w:r>
+          </w:p>
+          <w:p>
+            <w:pPr>
+              <w:pStyle w:val="Paragrafoelenco"/>
+              <w:numPr>
+                <w:ilvl w:val="0"/>
+                <w:numId w:val="33"/>
+              </w:numPr>
+              <w:rPr>
+                <w:rFonts w:ascii="Arial" w:hAnsi="Arial" w:cs="Arial"/>
+              </w:rPr>
+            </w:pPr>
+            <w:r>
+              <w:rPr>
+                <w:rFonts w:ascii="Arial" w:hAnsi="Arial" w:cs="Arial"/>
+              </w:rPr>
+              <w:t>Middleware per l’admin</w:t>
+            </w:r>
+          </w:p>
+          <w:p>
+            <w:pPr>
+              <w:rPr>
+                <w:rFonts w:ascii="Arial" w:hAnsi="Arial" w:cs="Arial"/>
+              </w:rPr>
+            </w:pPr>
+            <w:r>
+              <w:rPr>
+                <w:rFonts w:ascii="Arial" w:hAnsi="Arial" w:cs="Arial"/>
+              </w:rPr>
+              <w:t>Andrea S.:</w:t>
+            </w:r>
+          </w:p>
+          <w:p>
+            <w:pPr>
+              <w:pStyle w:val="Paragrafoelenco"/>
+              <w:numPr>
+                <w:ilvl w:val="0"/>
+                <w:numId w:val="33"/>
+              </w:numPr>
+              <w:rPr>
+                <w:rFonts w:ascii="Arial" w:hAnsi="Arial" w:cs="Arial"/>
+              </w:rPr>
+            </w:pPr>
+            <w:r>
+              <w:rPr>
+                <w:rFonts w:ascii="Arial" w:hAnsi="Arial" w:cs="Arial"/>
+              </w:rPr>
+              <w:t>Descritto t</w:t>
+            </w:r>
+            <w:r>
+              <w:rPr>
+                <w:rFonts w:ascii="Arial" w:hAnsi="Arial" w:cs="Arial"/>
+              </w:rPr>
+              <w:t>est sprint scorso</w:t>
+            </w:r>
+          </w:p>
+          <w:p>
+            <w:pPr>
+              <w:pStyle w:val="Paragrafoelenco"/>
+              <w:numPr>
+                <w:ilvl w:val="0"/>
+                <w:numId w:val="33"/>
+              </w:numPr>
+              <w:rPr>
+                <w:rFonts w:ascii="Arial" w:hAnsi="Arial" w:cs="Arial"/>
+              </w:rPr>
+            </w:pPr>
+            <w:r>
+              <w:rPr>
+                <w:rFonts w:ascii="Arial" w:hAnsi="Arial" w:cs="Arial"/>
+              </w:rPr>
+              <w:t xml:space="preserve">Modificato sezione profilo </w:t>
+            </w:r>
+            <w:r>
+              <w:rPr>
+                <w:rFonts w:ascii="Arial" w:hAnsi="Arial" w:cs="Arial"/>
+              </w:rPr>
+              <w:t>degli utenti</w:t>
+            </w:r>
+            <w:r>
+              <w:rPr>
+                <w:rFonts w:ascii="Arial" w:hAnsi="Arial" w:cs="Arial"/>
+              </w:rPr>
+              <w:t xml:space="preserve"> (abilitata modifica per l’utente dei dati)</w:t>
+            </w:r>
+          </w:p>
+          <w:p>
+            <w:pPr>
+              <w:rPr>
+                <w:rFonts w:ascii="Arial" w:hAnsi="Arial" w:cs="Arial"/>
                 <w:sz w:val="20"/>
                 <w:szCs w:val="20"/>
               </w:rPr>
@@ -410,6 +510,14 @@
               </w:rPr>
               <w:t xml:space="preserve"> </w:t>
             </w:r>
+            <w:r>
+              <w:rPr>
+                <w:rFonts w:ascii="Arial" w:hAnsi="Arial" w:cs="Arial"/>
+              </w:rPr>
+              <w:t>Nessuno</w:t>
+            </w:r>
+            <w:bookmarkStart w:id="3" w:name="_GoBack"/>
+            <w:bookmarkEnd w:id="3"/>
           </w:p>
         </w:tc>
       </w:tr>
@@ -466,7 +574,7 @@
               <w:rPr>
                 <w:rFonts w:ascii="Arial" w:hAnsi="Arial" w:cs="Arial"/>
               </w:rPr>
-              <w:t>Come pianificato</w:t>
+              <w:t>Indietro</w:t>
             </w:r>
           </w:p>
         </w:tc>
@@ -524,6 +632,13 @@
                 <w:szCs w:val="20"/>
               </w:rPr>
             </w:pPr>
+            <w:r>
+              <w:rPr>
+                <w:rFonts w:ascii="Arial" w:hAnsi="Arial" w:cs="Arial"/>
+                <w:szCs w:val="20"/>
+              </w:rPr>
+              <w:t>Mettere a posto i caroselli (quando viene premuto rimane la freccia e gli indicatori non sono visibili)</w:t>
+            </w:r>
           </w:p>
         </w:tc>
       </w:tr>
@@ -5328,6 +5443,7 @@
     <w:rsid w:val="003158F0"/>
     <w:rsid w:val="00331C62"/>
     <w:rsid w:val="00344705"/>
+    <w:rsid w:val="003578EA"/>
     <w:rsid w:val="00357BE2"/>
     <w:rsid w:val="00392F29"/>
     <w:rsid w:val="003B7632"/>
@@ -6232,7 +6348,7 @@
 </file>
 
 <file path=customXml/itemProps1.xml><?xml version="1.0" encoding="utf-8"?>
-<ds:datastoreItem xmlns:ds="http://schemas.openxmlformats.org/officeDocument/2006/customXml" ds:itemID="{4AF79C40-BA57-4416-8B97-800C11EA13BE}">
+<ds:datastoreItem xmlns:ds="http://schemas.openxmlformats.org/officeDocument/2006/customXml" ds:itemID="{6FE03B64-9AEE-462E-BEE9-3E777A654E6F}">
   <ds:schemaRefs>
     <ds:schemaRef ds:uri="http://schemas.openxmlformats.org/officeDocument/2006/bibliography"/>
   </ds:schemaRefs>

--- a/4_Diari/02.04.2025 - Diario.docx
+++ b/4_Diari/02.04.2025 - Diario.docx
@@ -514,10 +514,91 @@
               <w:rPr>
                 <w:rFonts w:ascii="Arial" w:hAnsi="Arial" w:cs="Arial"/>
               </w:rPr>
-              <w:t>Nessuno</w:t>
+              <w:t xml:space="preserve">Andrea S.: </w:t>
             </w:r>
-            <w:bookmarkStart w:id="3" w:name="_GoBack"/>
-            <w:bookmarkEnd w:id="3"/>
+          </w:p>
+          <w:p>
+            <w:pPr>
+              <w:pStyle w:val="Paragrafoelenco"/>
+              <w:numPr>
+                <w:ilvl w:val="0"/>
+                <w:numId w:val="34"/>
+              </w:numPr>
+              <w:rPr>
+                <w:rFonts w:ascii="Arial" w:hAnsi="Arial" w:cs="Arial"/>
+              </w:rPr>
+            </w:pPr>
+            <w:r>
+              <w:rPr>
+                <w:rFonts w:ascii="Arial" w:hAnsi="Arial" w:cs="Arial"/>
+              </w:rPr>
+              <w:t>Problemi nell’inserimento nel database quando venivano aggiornati i campi di un utente</w:t>
+            </w:r>
+            <w:r>
+              <w:rPr>
+                <w:rFonts w:ascii="Arial" w:hAnsi="Arial" w:cs="Arial"/>
+              </w:rPr>
+              <w:t>, è stato risolto aggiornando il codice</w:t>
+            </w:r>
+          </w:p>
+          <w:p>
+            <w:pPr>
+              <w:rPr>
+                <w:rFonts w:ascii="Arial" w:hAnsi="Arial" w:cs="Arial"/>
+              </w:rPr>
+            </w:pPr>
+            <w:r>
+              <w:rPr>
+                <w:rFonts w:ascii="Arial" w:hAnsi="Arial" w:cs="Arial"/>
+              </w:rPr>
+              <w:t>Christian:</w:t>
+            </w:r>
+          </w:p>
+          <w:p>
+            <w:pPr>
+              <w:pStyle w:val="Paragrafoelenco"/>
+              <w:numPr>
+                <w:ilvl w:val="0"/>
+                <w:numId w:val="34"/>
+              </w:numPr>
+              <w:rPr>
+                <w:rFonts w:ascii="Arial" w:hAnsi="Arial" w:cs="Arial"/>
+              </w:rPr>
+            </w:pPr>
+            <w:r>
+              <w:rPr>
+                <w:rFonts w:ascii="Arial" w:hAnsi="Arial" w:cs="Arial"/>
+              </w:rPr>
+              <w:t xml:space="preserve">Problemi col reindirizzamento dei </w:t>
+            </w:r>
+            <w:proofErr w:type="spellStart"/>
+            <w:r>
+              <w:rPr>
+                <w:rFonts w:ascii="Arial" w:hAnsi="Arial" w:cs="Arial"/>
+              </w:rPr>
+              <w:t>form</w:t>
+            </w:r>
+            <w:proofErr w:type="spellEnd"/>
+            <w:r>
+              <w:rPr>
+                <w:rFonts w:ascii="Arial" w:hAnsi="Arial" w:cs="Arial"/>
+              </w:rPr>
+              <w:t xml:space="preserve"> nei pop-up, è stato risolto spostando i </w:t>
+            </w:r>
+            <w:proofErr w:type="spellStart"/>
+            <w:r>
+              <w:rPr>
+                <w:rFonts w:ascii="Arial" w:hAnsi="Arial" w:cs="Arial"/>
+              </w:rPr>
+              <w:t>form</w:t>
+            </w:r>
+            <w:proofErr w:type="spellEnd"/>
+            <w:r>
+              <w:rPr>
+                <w:rFonts w:ascii="Arial" w:hAnsi="Arial" w:cs="Arial"/>
+              </w:rPr>
+              <w:t xml:space="preserve"> in una pagina apposita</w:t>
+            </w:r>
           </w:p>
         </w:tc>
       </w:tr>
@@ -637,8 +718,17 @@
                 <w:rFonts w:ascii="Arial" w:hAnsi="Arial" w:cs="Arial"/>
                 <w:szCs w:val="20"/>
               </w:rPr>
-              <w:t>Mettere a posto i caroselli (quando viene premuto rimane la freccia e gli indicatori non sono visibili)</w:t>
+              <w:t>Visualizzazione del catalogo su più pagine</w:t>
             </w:r>
+            <w:r>
+              <w:rPr>
+                <w:rFonts w:ascii="Arial" w:hAnsi="Arial" w:cs="Arial"/>
+                <w:szCs w:val="20"/>
+              </w:rPr>
+              <w:t xml:space="preserve"> / caricato man mano che si scorre la pagina</w:t>
+            </w:r>
+            <w:bookmarkStart w:id="3" w:name="_GoBack"/>
+            <w:bookmarkEnd w:id="3"/>
           </w:p>
         </w:tc>
       </w:tr>
@@ -3921,6 +4011,119 @@
     </w:lvl>
   </w:abstractNum>
   <w:abstractNum w:abstractNumId="29" w15:restartNumberingAfterBreak="0">
+    <w:nsid w:val="67435357"/>
+    <w:multiLevelType w:val="hybridMultilevel"/>
+    <w:tmpl w:val="6DF271DC"/>
+    <w:lvl w:ilvl="0" w:tplc="08100001">
+      <w:start w:val="1"/>
+      <w:numFmt w:val="bullet"/>
+      <w:lvlText w:val=""/>
+      <w:lvlJc w:val="left"/>
+      <w:pPr>
+        <w:ind w:left="720" w:hanging="360"/>
+      </w:pPr>
+      <w:rPr>
+        <w:rFonts w:ascii="Symbol" w:hAnsi="Symbol" w:hint="default"/>
+      </w:rPr>
+    </w:lvl>
+    <w:lvl w:ilvl="1" w:tplc="08100003" w:tentative="1">
+      <w:start w:val="1"/>
+      <w:numFmt w:val="bullet"/>
+      <w:lvlText w:val="o"/>
+      <w:lvlJc w:val="left"/>
+      <w:pPr>
+        <w:ind w:left="1440" w:hanging="360"/>
+      </w:pPr>
+      <w:rPr>
+        <w:rFonts w:ascii="Courier New" w:hAnsi="Courier New" w:cs="Courier New" w:hint="default"/>
+      </w:rPr>
+    </w:lvl>
+    <w:lvl w:ilvl="2" w:tplc="08100005" w:tentative="1">
+      <w:start w:val="1"/>
+      <w:numFmt w:val="bullet"/>
+      <w:lvlText w:val=""/>
+      <w:lvlJc w:val="left"/>
+      <w:pPr>
+        <w:ind w:left="2160" w:hanging="360"/>
+      </w:pPr>
+      <w:rPr>
+        <w:rFonts w:ascii="Wingdings" w:hAnsi="Wingdings" w:hint="default"/>
+      </w:rPr>
+    </w:lvl>
+    <w:lvl w:ilvl="3" w:tplc="08100001" w:tentative="1">
+      <w:start w:val="1"/>
+      <w:numFmt w:val="bullet"/>
+      <w:lvlText w:val=""/>
+      <w:lvlJc w:val="left"/>
+      <w:pPr>
+        <w:ind w:left="2880" w:hanging="360"/>
+      </w:pPr>
+      <w:rPr>
+        <w:rFonts w:ascii="Symbol" w:hAnsi="Symbol" w:hint="default"/>
+      </w:rPr>
+    </w:lvl>
+    <w:lvl w:ilvl="4" w:tplc="08100003" w:tentative="1">
+      <w:start w:val="1"/>
+      <w:numFmt w:val="bullet"/>
+      <w:lvlText w:val="o"/>
+      <w:lvlJc w:val="left"/>
+      <w:pPr>
+        <w:ind w:left="3600" w:hanging="360"/>
+      </w:pPr>
+      <w:rPr>
+        <w:rFonts w:ascii="Courier New" w:hAnsi="Courier New" w:cs="Courier New" w:hint="default"/>
+      </w:rPr>
+    </w:lvl>
+    <w:lvl w:ilvl="5" w:tplc="08100005" w:tentative="1">
+      <w:start w:val="1"/>
+      <w:numFmt w:val="bullet"/>
+      <w:lvlText w:val=""/>
+      <w:lvlJc w:val="left"/>
+      <w:pPr>
+        <w:ind w:left="4320" w:hanging="360"/>
+      </w:pPr>
+      <w:rPr>
+        <w:rFonts w:ascii="Wingdings" w:hAnsi="Wingdings" w:hint="default"/>
+      </w:rPr>
+    </w:lvl>
+    <w:lvl w:ilvl="6" w:tplc="08100001" w:tentative="1">
+      <w:start w:val="1"/>
+      <w:numFmt w:val="bullet"/>
+      <w:lvlText w:val=""/>
+      <w:lvlJc w:val="left"/>
+      <w:pPr>
+        <w:ind w:left="5040" w:hanging="360"/>
+      </w:pPr>
+      <w:rPr>
+        <w:rFonts w:ascii="Symbol" w:hAnsi="Symbol" w:hint="default"/>
+      </w:rPr>
+    </w:lvl>
+    <w:lvl w:ilvl="7" w:tplc="08100003" w:tentative="1">
+      <w:start w:val="1"/>
+      <w:numFmt w:val="bullet"/>
+      <w:lvlText w:val="o"/>
+      <w:lvlJc w:val="left"/>
+      <w:pPr>
+        <w:ind w:left="5760" w:hanging="360"/>
+      </w:pPr>
+      <w:rPr>
+        <w:rFonts w:ascii="Courier New" w:hAnsi="Courier New" w:cs="Courier New" w:hint="default"/>
+      </w:rPr>
+    </w:lvl>
+    <w:lvl w:ilvl="8" w:tplc="08100005" w:tentative="1">
+      <w:start w:val="1"/>
+      <w:numFmt w:val="bullet"/>
+      <w:lvlText w:val=""/>
+      <w:lvlJc w:val="left"/>
+      <w:pPr>
+        <w:ind w:left="6480" w:hanging="360"/>
+      </w:pPr>
+      <w:rPr>
+        <w:rFonts w:ascii="Wingdings" w:hAnsi="Wingdings" w:hint="default"/>
+      </w:rPr>
+    </w:lvl>
+  </w:abstractNum>
+  <w:abstractNum w:abstractNumId="30" w15:restartNumberingAfterBreak="0">
     <w:nsid w:val="6A260704"/>
     <w:multiLevelType w:val="hybridMultilevel"/>
     <w:tmpl w:val="9C7E3BEC"/>
@@ -4033,7 +4236,7 @@
       </w:rPr>
     </w:lvl>
   </w:abstractNum>
-  <w:abstractNum w:abstractNumId="30" w15:restartNumberingAfterBreak="0">
+  <w:abstractNum w:abstractNumId="31" w15:restartNumberingAfterBreak="0">
     <w:nsid w:val="6AFC21B1"/>
     <w:multiLevelType w:val="hybridMultilevel"/>
     <w:tmpl w:val="ABCC59D8"/>
@@ -4145,7 +4348,7 @@
       </w:rPr>
     </w:lvl>
   </w:abstractNum>
-  <w:abstractNum w:abstractNumId="31" w15:restartNumberingAfterBreak="0">
+  <w:abstractNum w:abstractNumId="32" w15:restartNumberingAfterBreak="0">
     <w:nsid w:val="74DB59D8"/>
     <w:multiLevelType w:val="hybridMultilevel"/>
     <w:tmpl w:val="E334E25C"/>
@@ -4258,7 +4461,7 @@
       </w:rPr>
     </w:lvl>
   </w:abstractNum>
-  <w:abstractNum w:abstractNumId="32" w15:restartNumberingAfterBreak="0">
+  <w:abstractNum w:abstractNumId="33" w15:restartNumberingAfterBreak="0">
     <w:nsid w:val="7DC25969"/>
     <w:multiLevelType w:val="hybridMultilevel"/>
     <w:tmpl w:val="49A4B118"/>
@@ -4360,7 +4563,7 @@
     <w:abstractNumId w:val="13"/>
   </w:num>
   <w:num w:numId="5">
-    <w:abstractNumId w:val="31"/>
+    <w:abstractNumId w:val="32"/>
   </w:num>
   <w:num w:numId="6">
     <w:abstractNumId w:val="5"/>
@@ -4396,13 +4599,13 @@
     <w:abstractNumId w:val="21"/>
   </w:num>
   <w:num w:numId="17">
-    <w:abstractNumId w:val="32"/>
+    <w:abstractNumId w:val="33"/>
   </w:num>
   <w:num w:numId="18">
     <w:abstractNumId w:val="19"/>
   </w:num>
   <w:num w:numId="19">
-    <w:abstractNumId w:val="30"/>
+    <w:abstractNumId w:val="31"/>
   </w:num>
   <w:num w:numId="20">
     <w:abstractNumId w:val="10"/>
@@ -4414,7 +4617,7 @@
     <w:abstractNumId w:val="1"/>
   </w:num>
   <w:num w:numId="23">
-    <w:abstractNumId w:val="29"/>
+    <w:abstractNumId w:val="30"/>
   </w:num>
   <w:num w:numId="24">
     <w:abstractNumId w:val="11"/>
@@ -4445,6 +4648,9 @@
   </w:num>
   <w:num w:numId="33">
     <w:abstractNumId w:val="7"/>
+  </w:num>
+  <w:num w:numId="34">
+    <w:abstractNumId w:val="29"/>
   </w:num>
 </w:numbering>
 </file>
@@ -5451,6 +5657,7 @@
     <w:rsid w:val="003F61E7"/>
     <w:rsid w:val="004108D2"/>
     <w:rsid w:val="00417A30"/>
+    <w:rsid w:val="00424210"/>
     <w:rsid w:val="00453BEA"/>
     <w:rsid w:val="004576F0"/>
     <w:rsid w:val="00465B6E"/>
@@ -5555,6 +5762,7 @@
     <w:rsid w:val="00FA1CED"/>
     <w:rsid w:val="00FC1BC6"/>
     <w:rsid w:val="00FD1B19"/>
+    <w:rsid w:val="00FD2C5F"/>
   </w:rsids>
   <m:mathPr>
     <m:mathFont m:val="Cambria Math"/>
@@ -6348,7 +6556,7 @@
 </file>
 
 <file path=customXml/itemProps1.xml><?xml version="1.0" encoding="utf-8"?>
-<ds:datastoreItem xmlns:ds="http://schemas.openxmlformats.org/officeDocument/2006/customXml" ds:itemID="{6FE03B64-9AEE-462E-BEE9-3E777A654E6F}">
+<ds:datastoreItem xmlns:ds="http://schemas.openxmlformats.org/officeDocument/2006/customXml" ds:itemID="{D4A68B54-B757-4A9C-A736-4C9A28B171DE}">
   <ds:schemaRefs>
     <ds:schemaRef ds:uri="http://schemas.openxmlformats.org/officeDocument/2006/bibliography"/>
   </ds:schemaRefs>

--- a/4_Diari/02.04.2025 - Diario.docx
+++ b/4_Diari/02.04.2025 - Diario.docx
@@ -718,6 +718,13 @@
                 <w:rFonts w:ascii="Arial" w:hAnsi="Arial" w:cs="Arial"/>
                 <w:szCs w:val="20"/>
               </w:rPr>
+              <w:t xml:space="preserve">Andrea N.: </w:t>
+            </w:r>
+            <w:r>
+              <w:rPr>
+                <w:rFonts w:ascii="Arial" w:hAnsi="Arial" w:cs="Arial"/>
+                <w:szCs w:val="20"/>
+              </w:rPr>
               <w:t>Visualizzazione del catalogo su più pagine</w:t>
             </w:r>
             <w:r>
@@ -727,8 +734,61 @@
               </w:rPr>
               <w:t xml:space="preserve"> / caricato man mano che si scorre la pagina</w:t>
             </w:r>
+          </w:p>
+          <w:p>
+            <w:pPr>
+              <w:rPr>
+                <w:rFonts w:ascii="Arial" w:hAnsi="Arial" w:cs="Arial"/>
+                <w:szCs w:val="20"/>
+              </w:rPr>
+            </w:pPr>
+          </w:p>
+          <w:p>
+            <w:pPr>
+              <w:rPr>
+                <w:rFonts w:ascii="Arial" w:hAnsi="Arial" w:cs="Arial"/>
+                <w:szCs w:val="20"/>
+              </w:rPr>
+            </w:pPr>
+            <w:r>
+              <w:rPr>
+                <w:rFonts w:ascii="Arial" w:hAnsi="Arial" w:cs="Arial"/>
+                <w:szCs w:val="20"/>
+              </w:rPr>
+              <w:t>Samuele: Sviluppare eliminazione e modifica delle scarpe</w:t>
+            </w:r>
+          </w:p>
+          <w:p>
+            <w:pPr>
+              <w:rPr>
+                <w:rFonts w:ascii="Arial" w:hAnsi="Arial" w:cs="Arial"/>
+                <w:szCs w:val="20"/>
+              </w:rPr>
+            </w:pPr>
+          </w:p>
+          <w:p>
+            <w:pPr>
+              <w:rPr>
+                <w:rFonts w:ascii="Arial" w:hAnsi="Arial" w:cs="Arial"/>
+                <w:szCs w:val="20"/>
+              </w:rPr>
+            </w:pPr>
+            <w:r>
+              <w:rPr>
+                <w:rFonts w:ascii="Arial" w:hAnsi="Arial" w:cs="Arial"/>
+                <w:szCs w:val="20"/>
+              </w:rPr>
+              <w:t>Christian e Andrea S.</w:t>
+            </w:r>
             <w:bookmarkStart w:id="3" w:name="_GoBack"/>
             <w:bookmarkEnd w:id="3"/>
+            <w:r>
+              <w:rPr>
+                <w:rFonts w:ascii="Arial" w:hAnsi="Arial" w:cs="Arial"/>
+                <w:szCs w:val="20"/>
+              </w:rPr>
+              <w:t>: Modifica ed eliminazione account admin</w:t>
+            </w:r>
           </w:p>
         </w:tc>
       </w:tr>
@@ -5731,6 +5791,7 @@
     <w:rsid w:val="00CC7063"/>
     <w:rsid w:val="00CD4850"/>
     <w:rsid w:val="00CD6915"/>
+    <w:rsid w:val="00CE266F"/>
     <w:rsid w:val="00CE7E98"/>
     <w:rsid w:val="00CF74A6"/>
     <w:rsid w:val="00D07130"/>
@@ -6556,7 +6617,7 @@
 </file>
 
 <file path=customXml/itemProps1.xml><?xml version="1.0" encoding="utf-8"?>
-<ds:datastoreItem xmlns:ds="http://schemas.openxmlformats.org/officeDocument/2006/customXml" ds:itemID="{D4A68B54-B757-4A9C-A736-4C9A28B171DE}">
+<ds:datastoreItem xmlns:ds="http://schemas.openxmlformats.org/officeDocument/2006/customXml" ds:itemID="{BB046EFB-A7CF-4DFB-89EE-78852734026B}">
   <ds:schemaRefs>
     <ds:schemaRef ds:uri="http://schemas.openxmlformats.org/officeDocument/2006/bibliography"/>
   </ds:schemaRefs>
